--- a/software-development-practices/Ujjwal_Jain_2024EB02528_SG1.docx
+++ b/software-development-practices/Ujjwal_Jain_2024EB02528_SG1.docx
@@ -13,7 +13,7 @@
           <w:color w:val="0F172A"/>
           <w:sz w:val="32"/>
         </w:rPr>
-        <w:t>BITS Pilani - Work Integrated Learning Programmes</w:t>
+        <w:t>BITS Pilani</w:t>
         <w:br/>
       </w:r>
       <w:r>
